--- a/Coding 1 - year/Unit 3 - Conditionals/Daily Lesson Plans/Word/Day 60.docx
+++ b/Coding 1 - year/Unit 3 - Conditionals/Daily Lesson Plans/Word/Day 60.docx
@@ -50,12 +50,15 @@
               </w:rPr>
               <w:t xml:space="preserve">Coding I — Full Year</w:t>
             </w:r>
-          </w:p>
-          <w:p>
-            <w:pPr>
-              <w:spacing w:before="40"/>
-              <w:jc w:val="center"/>
-            </w:pPr>
+            <w:r>
+              <w:rPr>
+                <w:rFonts w:ascii="Arial" w:cs="Arial" w:eastAsia="Arial" w:hAnsi="Arial"/>
+                <w:sz w:val="16"/>
+                <w:szCs w:val="16"/>
+              </w:rPr>
+              <w:br/>
+              <w:t xml:space="preserve"/>
+            </w:r>
             <w:r>
               <w:rPr>
                 <w:rFonts w:ascii="Arial" w:cs="Arial" w:eastAsia="Arial" w:hAnsi="Arial"/>
@@ -83,7 +86,7 @@
           <w:rFonts w:ascii="Arial" w:cs="Arial" w:eastAsia="Arial" w:hAnsi="Arial"/>
           <w:b/>
           <w:bCs/>
-          <w:color w:val="1F3864"/>
+          <w:color w:val="2B5797"/>
           <w:sz w:val="32"/>
           <w:szCs w:val="32"/>
         </w:rPr>
@@ -261,9 +264,9 @@
               <w:right w:val="single" w:color="CCCCCC" w:sz="1"/>
             </w:tcBorders>
             <w:tcMar>
-              <w:top w:type="dxa" w:w="60"/>
+              <w:top w:type="dxa" w:w="80"/>
               <w:left w:type="dxa" w:w="120"/>
-              <w:bottom w:type="dxa" w:w="60"/>
+              <w:bottom w:type="dxa" w:w="80"/>
               <w:right w:type="dxa" w:w="120"/>
             </w:tcMar>
           </w:tcPr>
@@ -290,20 +293,147 @@
               <w:right w:val="single" w:color="CCCCCC" w:sz="1"/>
             </w:tcBorders>
             <w:tcMar>
-              <w:top w:type="dxa" w:w="60"/>
+              <w:top w:type="dxa" w:w="80"/>
               <w:left w:type="dxa" w:w="120"/>
-              <w:bottom w:type="dxa" w:w="60"/>
+              <w:bottom w:type="dxa" w:w="80"/>
               <w:right w:type="dxa" w:w="120"/>
             </w:tcMar>
           </w:tcPr>
           <w:p>
-            <w:r>
-              <w:rPr>
-                <w:rFonts w:ascii="Arial" w:cs="Arial" w:eastAsia="Arial" w:hAnsi="Arial"/>
-                <w:sz w:val="20"/>
-                <w:szCs w:val="20"/>
+            <w:pPr>
+              <w:spacing w:after="80" w:before="80"/>
+            </w:pPr>
+            <w:r>
+              <w:rPr>
+                <w:rFonts w:ascii="Arial" w:cs="Arial" w:eastAsia="Arial" w:hAnsi="Arial"/>
+                <w:b/>
+                <w:bCs/>
+                <w:i w:val="false"/>
+                <w:iCs w:val="false"/>
+                <w:color w:val="000000"/>
+                <w:sz w:val="22"/>
+                <w:szCs w:val="22"/>
               </w:rPr>
               <w:t xml:space="preserve">Bell Ringer / Review</w:t>
+            </w:r>
+            <w:r>
+              <w:rPr>
+                <w:rFonts w:ascii="Arial" w:cs="Arial" w:eastAsia="Arial" w:hAnsi="Arial"/>
+                <w:sz w:val="20"/>
+                <w:szCs w:val="20"/>
+              </w:rPr>
+              <w:br/>
+              <w:t xml:space="preserve"/>
+            </w:r>
+            <w:r>
+              <w:rPr>
+                <w:rFonts w:ascii="Arial" w:cs="Arial" w:eastAsia="Arial" w:hAnsi="Arial"/>
+                <w:sz w:val="20"/>
+                <w:szCs w:val="20"/>
+              </w:rPr>
+              <w:br/>
+              <w:t xml:space="preserve"/>
+            </w:r>
+            <w:r>
+              <w:rPr>
+                <w:rFonts w:ascii="Arial" w:cs="Arial" w:eastAsia="Arial" w:hAnsi="Arial"/>
+                <w:b/>
+                <w:bCs/>
+                <w:i w:val="false"/>
+                <w:iCs w:val="false"/>
+                <w:color w:val="000000"/>
+                <w:sz w:val="20"/>
+                <w:szCs w:val="20"/>
+              </w:rPr>
+              <w:t xml:space="preserve">Quick Write </w:t>
+            </w:r>
+            <w:r>
+              <w:rPr>
+                <w:rFonts w:ascii="Arial" w:cs="Arial" w:eastAsia="Arial" w:hAnsi="Arial"/>
+                <w:b w:val="false"/>
+                <w:bCs w:val="false"/>
+                <w:i w:val="false"/>
+                <w:iCs w:val="false"/>
+                <w:color w:val="000000"/>
+                <w:sz w:val="20"/>
+                <w:szCs w:val="20"/>
+              </w:rPr>
+              <w:t xml:space="preserve">(3 min — written or verbal):</w:t>
+            </w:r>
+            <w:r>
+              <w:rPr>
+                <w:rFonts w:ascii="Arial" w:cs="Arial" w:eastAsia="Arial" w:hAnsi="Arial"/>
+                <w:sz w:val="20"/>
+                <w:szCs w:val="20"/>
+              </w:rPr>
+              <w:br/>
+              <w:t xml:space="preserve"/>
+            </w:r>
+            <w:r>
+              <w:rPr>
+                <w:rFonts w:ascii="Arial" w:cs="Arial" w:eastAsia="Arial" w:hAnsi="Arial"/>
+                <w:b w:val="false"/>
+                <w:bCs w:val="false"/>
+                <w:i w:val="false"/>
+                <w:iCs w:val="false"/>
+                <w:color w:val="000000"/>
+                <w:sz w:val="20"/>
+                <w:szCs w:val="20"/>
+              </w:rPr>
+              <w:t xml:space="preserve">    What do you already know about how to build interactive systems using nested conditionals, complex logic, and input validation?</w:t>
+            </w:r>
+            <w:r>
+              <w:rPr>
+                <w:rFonts w:ascii="Arial" w:cs="Arial" w:eastAsia="Arial" w:hAnsi="Arial"/>
+                <w:sz w:val="20"/>
+                <w:szCs w:val="20"/>
+              </w:rPr>
+              <w:br/>
+              <w:t xml:space="preserve"/>
+            </w:r>
+            <w:r>
+              <w:rPr>
+                <w:rFonts w:ascii="Arial" w:cs="Arial" w:eastAsia="Arial" w:hAnsi="Arial"/>
+                <w:sz w:val="20"/>
+                <w:szCs w:val="20"/>
+              </w:rPr>
+              <w:br/>
+              <w:t xml:space="preserve"/>
+            </w:r>
+            <w:r>
+              <w:rPr>
+                <w:rFonts w:ascii="Arial" w:cs="Arial" w:eastAsia="Arial" w:hAnsi="Arial"/>
+                <w:b w:val="false"/>
+                <w:bCs w:val="false"/>
+                <w:i/>
+                <w:iCs/>
+                <w:color w:val="444444"/>
+                <w:sz w:val="20"/>
+                <w:szCs w:val="20"/>
+              </w:rPr>
+              <w:t xml:space="preserve">Today's Goal: By the end of class you will be able to build interactive systems using nested conditionals, complex logic, and input validation.</w:t>
+            </w:r>
+            <w:r>
+              <w:rPr>
+                <w:rFonts w:ascii="Arial" w:cs="Arial" w:eastAsia="Arial" w:hAnsi="Arial"/>
+                <w:sz w:val="20"/>
+                <w:szCs w:val="20"/>
+              </w:rPr>
+              <w:br/>
+              <w:t xml:space="preserve"/>
+            </w:r>
+            <w:r>
+              <w:rPr>
+                <w:rFonts w:ascii="Arial" w:cs="Arial" w:eastAsia="Arial" w:hAnsi="Arial"/>
+                <w:b w:val="false"/>
+                <w:bCs w:val="false"/>
+                <w:i/>
+                <w:iCs/>
+                <w:color w:val="555555"/>
+                <w:sz w:val="20"/>
+                <w:szCs w:val="20"/>
+              </w:rPr>
+              <w:t xml:space="preserve">→ Pair-share your response, then 2–3 students share with the class.</w:t>
             </w:r>
           </w:p>
         </w:tc>
@@ -319,9 +449,9 @@
               <w:right w:val="single" w:color="CCCCCC" w:sz="1"/>
             </w:tcBorders>
             <w:tcMar>
-              <w:top w:type="dxa" w:w="60"/>
+              <w:top w:type="dxa" w:w="80"/>
               <w:left w:type="dxa" w:w="120"/>
-              <w:bottom w:type="dxa" w:w="60"/>
+              <w:bottom w:type="dxa" w:w="80"/>
               <w:right w:type="dxa" w:w="120"/>
             </w:tcMar>
           </w:tcPr>
@@ -348,20 +478,164 @@
               <w:right w:val="single" w:color="CCCCCC" w:sz="1"/>
             </w:tcBorders>
             <w:tcMar>
-              <w:top w:type="dxa" w:w="60"/>
+              <w:top w:type="dxa" w:w="80"/>
               <w:left w:type="dxa" w:w="120"/>
-              <w:bottom w:type="dxa" w:w="60"/>
+              <w:bottom w:type="dxa" w:w="80"/>
               <w:right w:type="dxa" w:w="120"/>
             </w:tcMar>
           </w:tcPr>
           <w:p>
-            <w:r>
-              <w:rPr>
-                <w:rFonts w:ascii="Arial" w:cs="Arial" w:eastAsia="Arial" w:hAnsi="Arial"/>
-                <w:sz w:val="20"/>
-                <w:szCs w:val="20"/>
-              </w:rPr>
-              <w:t xml:space="preserve">Mini Lesson: Practice Lab — Login System &amp; Eligibility Checker</w:t>
+            <w:pPr>
+              <w:spacing w:after="80" w:before="80"/>
+            </w:pPr>
+            <w:r>
+              <w:rPr>
+                <w:rFonts w:ascii="Arial" w:cs="Arial" w:eastAsia="Arial" w:hAnsi="Arial"/>
+                <w:b/>
+                <w:bCs/>
+                <w:i w:val="false"/>
+                <w:iCs w:val="false"/>
+                <w:color w:val="000000"/>
+                <w:sz w:val="22"/>
+                <w:szCs w:val="22"/>
+              </w:rPr>
+              <w:t xml:space="preserve">Mini Lesson: </w:t>
+            </w:r>
+            <w:r>
+              <w:rPr>
+                <w:rFonts w:ascii="Arial" w:cs="Arial" w:eastAsia="Arial" w:hAnsi="Arial"/>
+                <w:b w:val="false"/>
+                <w:bCs w:val="false"/>
+                <w:i w:val="false"/>
+                <w:iCs w:val="false"/>
+                <w:color w:val="000000"/>
+                <w:sz w:val="22"/>
+                <w:szCs w:val="22"/>
+              </w:rPr>
+              <w:t xml:space="preserve">Practice Lab — Login System &amp; Eligibility Checker</w:t>
+            </w:r>
+            <w:r>
+              <w:rPr>
+                <w:rFonts w:ascii="Arial" w:cs="Arial" w:eastAsia="Arial" w:hAnsi="Arial"/>
+                <w:sz w:val="20"/>
+                <w:szCs w:val="20"/>
+              </w:rPr>
+              <w:br/>
+              <w:t xml:space="preserve"/>
+            </w:r>
+            <w:r>
+              <w:rPr>
+                <w:rFonts w:ascii="Arial" w:cs="Arial" w:eastAsia="Arial" w:hAnsi="Arial"/>
+                <w:sz w:val="20"/>
+                <w:szCs w:val="20"/>
+              </w:rPr>
+              <w:br/>
+              <w:t xml:space="preserve"/>
+            </w:r>
+            <w:r>
+              <w:rPr>
+                <w:rFonts w:ascii="Arial" w:cs="Arial" w:eastAsia="Arial" w:hAnsi="Arial"/>
+                <w:b/>
+                <w:bCs/>
+                <w:i/>
+                <w:iCs/>
+                <w:color w:val="000000"/>
+                <w:sz w:val="20"/>
+                <w:szCs w:val="20"/>
+              </w:rPr>
+              <w:t xml:space="preserve">Learning Target: </w:t>
+            </w:r>
+            <w:r>
+              <w:rPr>
+                <w:rFonts w:ascii="Arial" w:cs="Arial" w:eastAsia="Arial" w:hAnsi="Arial"/>
+                <w:b w:val="false"/>
+                <w:bCs w:val="false"/>
+                <w:i/>
+                <w:iCs/>
+                <w:color w:val="333333"/>
+                <w:sz w:val="20"/>
+                <w:szCs w:val="20"/>
+              </w:rPr>
+              <w:t xml:space="preserve">I can build interactive systems using nested conditionals, complex logic, and input validation.</w:t>
+            </w:r>
+            <w:r>
+              <w:rPr>
+                <w:rFonts w:ascii="Arial" w:cs="Arial" w:eastAsia="Arial" w:hAnsi="Arial"/>
+                <w:sz w:val="20"/>
+                <w:szCs w:val="20"/>
+              </w:rPr>
+              <w:br/>
+              <w:t xml:space="preserve"/>
+            </w:r>
+            <w:r>
+              <w:rPr>
+                <w:rFonts w:ascii="Arial" w:cs="Arial" w:eastAsia="Arial" w:hAnsi="Arial"/>
+                <w:sz w:val="20"/>
+                <w:szCs w:val="20"/>
+              </w:rPr>
+              <w:br/>
+              <w:t xml:space="preserve"/>
+            </w:r>
+            <w:r>
+              <w:rPr>
+                <w:rFonts w:ascii="Arial" w:cs="Arial" w:eastAsia="Arial" w:hAnsi="Arial"/>
+                <w:b/>
+                <w:bCs/>
+                <w:i/>
+                <w:iCs/>
+                <w:color w:val="555555"/>
+                <w:sz w:val="20"/>
+                <w:szCs w:val="20"/>
+              </w:rPr>
+              <w:t xml:space="preserve">→ Live Demo — </w:t>
+            </w:r>
+            <w:r>
+              <w:rPr>
+                <w:rFonts w:ascii="Arial" w:cs="Arial" w:eastAsia="Arial" w:hAnsi="Arial"/>
+                <w:b w:val="false"/>
+                <w:bCs w:val="false"/>
+                <w:i/>
+                <w:iCs/>
+                <w:color w:val="555555"/>
+                <w:sz w:val="20"/>
+                <w:szCs w:val="20"/>
+              </w:rPr>
+              <w:t xml:space="preserve">type examples as students follow along in their own editor.</w:t>
+            </w:r>
+            <w:r>
+              <w:rPr>
+                <w:rFonts w:ascii="Arial" w:cs="Arial" w:eastAsia="Arial" w:hAnsi="Arial"/>
+                <w:sz w:val="20"/>
+                <w:szCs w:val="20"/>
+              </w:rPr>
+              <w:br/>
+              <w:t xml:space="preserve"/>
+            </w:r>
+            <w:r>
+              <w:rPr>
+                <w:rFonts w:ascii="Arial" w:cs="Arial" w:eastAsia="Arial" w:hAnsi="Arial"/>
+                <w:b/>
+                <w:bCs/>
+                <w:i/>
+                <w:iCs/>
+                <w:color w:val="555555"/>
+                <w:sz w:val="20"/>
+                <w:szCs w:val="20"/>
+              </w:rPr>
+              <w:t xml:space="preserve">→ Check for Understanding: </w:t>
+            </w:r>
+            <w:r>
+              <w:rPr>
+                <w:rFonts w:ascii="Arial" w:cs="Arial" w:eastAsia="Arial" w:hAnsi="Arial"/>
+                <w:b w:val="false"/>
+                <w:bCs w:val="false"/>
+                <w:i/>
+                <w:iCs/>
+                <w:color w:val="555555"/>
+                <w:sz w:val="20"/>
+                <w:szCs w:val="20"/>
+              </w:rPr>
+              <w:t xml:space="preserve">pause and cold-call: “Can someone explain what we just did in their own words?”</w:t>
             </w:r>
           </w:p>
         </w:tc>
@@ -377,9 +651,9 @@
               <w:right w:val="single" w:color="CCCCCC" w:sz="1"/>
             </w:tcBorders>
             <w:tcMar>
-              <w:top w:type="dxa" w:w="60"/>
+              <w:top w:type="dxa" w:w="80"/>
               <w:left w:type="dxa" w:w="120"/>
-              <w:bottom w:type="dxa" w:w="60"/>
+              <w:bottom w:type="dxa" w:w="80"/>
               <w:right w:type="dxa" w:w="120"/>
             </w:tcMar>
           </w:tcPr>
@@ -392,7 +666,7 @@
                 <w:sz w:val="20"/>
                 <w:szCs w:val="20"/>
               </w:rPr>
-              <w:t xml:space="preserve">15-20 min</w:t>
+              <w:t xml:space="preserve">15–20 min</w:t>
             </w:r>
           </w:p>
         </w:tc>
@@ -406,20 +680,81 @@
               <w:right w:val="single" w:color="CCCCCC" w:sz="1"/>
             </w:tcBorders>
             <w:tcMar>
-              <w:top w:type="dxa" w:w="60"/>
+              <w:top w:type="dxa" w:w="80"/>
               <w:left w:type="dxa" w:w="120"/>
-              <w:bottom w:type="dxa" w:w="60"/>
+              <w:bottom w:type="dxa" w:w="80"/>
               <w:right w:type="dxa" w:w="120"/>
             </w:tcMar>
           </w:tcPr>
           <w:p>
-            <w:r>
-              <w:rPr>
-                <w:rFonts w:ascii="Arial" w:cs="Arial" w:eastAsia="Arial" w:hAnsi="Arial"/>
-                <w:sz w:val="20"/>
-                <w:szCs w:val="20"/>
+            <w:pPr>
+              <w:spacing w:after="80" w:before="80"/>
+            </w:pPr>
+            <w:r>
+              <w:rPr>
+                <w:rFonts w:ascii="Arial" w:cs="Arial" w:eastAsia="Arial" w:hAnsi="Arial"/>
+                <w:b/>
+                <w:bCs/>
+                <w:i w:val="false"/>
+                <w:iCs w:val="false"/>
+                <w:color w:val="000000"/>
+                <w:sz w:val="22"/>
+                <w:szCs w:val="22"/>
               </w:rPr>
               <w:t xml:space="preserve">Independent Practice / Code Along</w:t>
+            </w:r>
+            <w:r>
+              <w:rPr>
+                <w:rFonts w:ascii="Arial" w:cs="Arial" w:eastAsia="Arial" w:hAnsi="Arial"/>
+                <w:sz w:val="20"/>
+                <w:szCs w:val="20"/>
+              </w:rPr>
+              <w:br/>
+              <w:t xml:space="preserve"/>
+            </w:r>
+            <w:r>
+              <w:rPr>
+                <w:rFonts w:ascii="Arial" w:cs="Arial" w:eastAsia="Arial" w:hAnsi="Arial"/>
+                <w:b w:val="false"/>
+                <w:bCs w:val="false"/>
+                <w:i w:val="false"/>
+                <w:iCs w:val="false"/>
+                <w:color w:val="000000"/>
+                <w:sz w:val="20"/>
+                <w:szCs w:val="20"/>
+              </w:rPr>
+              <w:t xml:space="preserve">    Work through problems from the day's exercise set.</w:t>
+            </w:r>
+            <w:r>
+              <w:rPr>
+                <w:rFonts w:ascii="Arial" w:cs="Arial" w:eastAsia="Arial" w:hAnsi="Arial"/>
+                <w:sz w:val="20"/>
+                <w:szCs w:val="20"/>
+              </w:rPr>
+              <w:br/>
+              <w:t xml:space="preserve"/>
+            </w:r>
+            <w:r>
+              <w:rPr>
+                <w:rFonts w:ascii="Arial" w:cs="Arial" w:eastAsia="Arial" w:hAnsi="Arial"/>
+                <w:sz w:val="20"/>
+                <w:szCs w:val="20"/>
+              </w:rPr>
+              <w:br/>
+              <w:t xml:space="preserve"/>
+            </w:r>
+            <w:r>
+              <w:rPr>
+                <w:rFonts w:ascii="Arial" w:cs="Arial" w:eastAsia="Arial" w:hAnsi="Arial"/>
+                <w:b w:val="false"/>
+                <w:bCs w:val="false"/>
+                <w:i/>
+                <w:iCs/>
+                <w:color w:val="555555"/>
+                <w:sz w:val="20"/>
+                <w:szCs w:val="20"/>
+              </w:rPr>
+              <w:t xml:space="preserve">→ Teacher circulates — offer hints, check for understanding.</w:t>
             </w:r>
           </w:p>
         </w:tc>
@@ -435,9 +770,9 @@
               <w:right w:val="single" w:color="CCCCCC" w:sz="1"/>
             </w:tcBorders>
             <w:tcMar>
-              <w:top w:type="dxa" w:w="60"/>
+              <w:top w:type="dxa" w:w="80"/>
               <w:left w:type="dxa" w:w="120"/>
-              <w:bottom w:type="dxa" w:w="60"/>
+              <w:bottom w:type="dxa" w:w="80"/>
               <w:right w:type="dxa" w:w="120"/>
             </w:tcMar>
           </w:tcPr>
@@ -464,20 +799,90 @@
               <w:right w:val="single" w:color="CCCCCC" w:sz="1"/>
             </w:tcBorders>
             <w:tcMar>
-              <w:top w:type="dxa" w:w="60"/>
+              <w:top w:type="dxa" w:w="80"/>
               <w:left w:type="dxa" w:w="120"/>
-              <w:bottom w:type="dxa" w:w="60"/>
+              <w:bottom w:type="dxa" w:w="80"/>
               <w:right w:type="dxa" w:w="120"/>
             </w:tcMar>
           </w:tcPr>
           <w:p>
-            <w:r>
-              <w:rPr>
-                <w:rFonts w:ascii="Arial" w:cs="Arial" w:eastAsia="Arial" w:hAnsi="Arial"/>
-                <w:sz w:val="20"/>
-                <w:szCs w:val="20"/>
+            <w:pPr>
+              <w:spacing w:after="80" w:before="80"/>
+            </w:pPr>
+            <w:r>
+              <w:rPr>
+                <w:rFonts w:ascii="Arial" w:cs="Arial" w:eastAsia="Arial" w:hAnsi="Arial"/>
+                <w:b/>
+                <w:bCs/>
+                <w:i w:val="false"/>
+                <w:iCs w:val="false"/>
+                <w:color w:val="000000"/>
+                <w:sz w:val="22"/>
+                <w:szCs w:val="22"/>
               </w:rPr>
               <w:t xml:space="preserve">Exit Ticket / Wrap-Up</w:t>
+            </w:r>
+            <w:r>
+              <w:rPr>
+                <w:rFonts w:ascii="Arial" w:cs="Arial" w:eastAsia="Arial" w:hAnsi="Arial"/>
+                <w:sz w:val="20"/>
+                <w:szCs w:val="20"/>
+              </w:rPr>
+              <w:br/>
+              <w:t xml:space="preserve"/>
+            </w:r>
+            <w:r>
+              <w:rPr>
+                <w:rFonts w:ascii="Arial" w:cs="Arial" w:eastAsia="Arial" w:hAnsi="Arial"/>
+                <w:sz w:val="20"/>
+                <w:szCs w:val="20"/>
+              </w:rPr>
+              <w:br/>
+              <w:t xml:space="preserve"/>
+            </w:r>
+            <w:r>
+              <w:rPr>
+                <w:rFonts w:ascii="Arial" w:cs="Arial" w:eastAsia="Arial" w:hAnsi="Arial"/>
+                <w:b w:val="false"/>
+                <w:bCs w:val="false"/>
+                <w:i w:val="false"/>
+                <w:iCs w:val="false"/>
+                <w:color w:val="000000"/>
+                <w:sz w:val="20"/>
+                <w:szCs w:val="20"/>
+              </w:rPr>
+              <w:t xml:space="preserve">Quick Check: Build interactive systems using nested conditionals, complex logic, and input validation?</w:t>
+            </w:r>
+            <w:r>
+              <w:rPr>
+                <w:rFonts w:ascii="Arial" w:cs="Arial" w:eastAsia="Arial" w:hAnsi="Arial"/>
+                <w:sz w:val="20"/>
+                <w:szCs w:val="20"/>
+              </w:rPr>
+              <w:br/>
+              <w:t xml:space="preserve"/>
+            </w:r>
+            <w:r>
+              <w:rPr>
+                <w:rFonts w:ascii="Arial" w:cs="Arial" w:eastAsia="Arial" w:hAnsi="Arial"/>
+                <w:sz w:val="20"/>
+                <w:szCs w:val="20"/>
+              </w:rPr>
+              <w:br/>
+              <w:t xml:space="preserve"/>
+            </w:r>
+            <w:r>
+              <w:rPr>
+                <w:rFonts w:ascii="Arial" w:cs="Arial" w:eastAsia="Arial" w:hAnsi="Arial"/>
+                <w:b w:val="false"/>
+                <w:bCs w:val="false"/>
+                <w:i/>
+                <w:iCs/>
+                <w:color w:val="555555"/>
+                <w:sz w:val="20"/>
+                <w:szCs w:val="20"/>
+              </w:rPr>
+              <w:t xml:space="preserve">→ 3–2–1: Name 3 things learned, 2 new vocab words, 1 question you still have.</w:t>
             </w:r>
           </w:p>
         </w:tc>
@@ -656,19 +1061,6 @@
                 <w:sz w:val="18"/>
                 <w:szCs w:val="18"/>
               </w:rPr>
-              <w:t xml:space="preserve"># Stored credentials</w:t>
-            </w:r>
-          </w:p>
-          <w:p>
-            <w:pPr>
-              <w:spacing w:after="20"/>
-            </w:pPr>
-            <w:r>
-              <w:rPr>
-                <w:rFonts w:ascii="Courier New" w:cs="Courier New" w:eastAsia="Courier New" w:hAnsi="Courier New"/>
-                <w:sz w:val="18"/>
-                <w:szCs w:val="18"/>
-              </w:rPr>
               <w:t xml:space="preserve">ADMIN_USER = "admin"</w:t>
             </w:r>
           </w:p>
@@ -1167,7 +1559,7 @@
                 <w:sz w:val="18"/>
                 <w:szCs w:val="18"/>
               </w:rPr>
-              <w:t xml:space="preserve"># Get inputs</w:t>
+              <w:t xml:space="preserve"> </w:t>
             </w:r>
           </w:p>
           <w:p>
@@ -1258,7 +1650,7 @@
                 <w:sz w:val="18"/>
                 <w:szCs w:val="18"/>
               </w:rPr>
-              <w:t xml:space="preserve"># Validate ranges</w:t>
+              <w:t xml:space="preserve"> </w:t>
             </w:r>
           </w:p>
           <w:p>
@@ -1808,7 +2200,7 @@
                 <w:sz w:val="18"/>
                 <w:szCs w:val="18"/>
               </w:rPr>
-              <w:t xml:space="preserve"># Check if account is active</w:t>
+              <w:t xml:space="preserve"> </w:t>
             </w:r>
           </w:p>
           <w:p>
@@ -2501,7 +2893,7 @@
                 <w:sz w:val="18"/>
                 <w:szCs w:val="18"/>
               </w:rPr>
-              <w:t xml:space="preserve"># Age requirement</w:t>
+              <w:t xml:space="preserve"> </w:t>
             </w:r>
           </w:p>
           <w:p>

--- a/Coding 1 - year/Unit 3 - Conditionals/Daily Lesson Plans/Word/Day 60.docx
+++ b/Coding 1 - year/Unit 3 - Conditionals/Daily Lesson Plans/Word/Day 60.docx
@@ -380,7 +380,7 @@
                 <w:sz w:val="20"/>
                 <w:szCs w:val="20"/>
               </w:rPr>
-              <w:t xml:space="preserve">    What do you already know about how to build interactive systems using nested conditionals, complex logic, and input validation?</w:t>
+              <w:t xml:space="preserve">    If you were going to build interactive systems using nested conditionals, complex logic, and input validation, what pieces or steps would you need? Brainstorm a quick list.</w:t>
             </w:r>
             <w:r>
               <w:rPr>
@@ -411,7 +411,7 @@
                 <w:sz w:val="20"/>
                 <w:szCs w:val="20"/>
               </w:rPr>
-              <w:t xml:space="preserve">Today's Goal: By the end of class you will be able to build interactive systems using nested conditionals, complex logic, and input validation.</w:t>
+              <w:t xml:space="preserve">Today’s Goal: By the end of class you will be able to build interactive systems using nested conditionals, complex logic, and input validation.</w:t>
             </w:r>
             <w:r>
               <w:rPr>
@@ -851,7 +851,7 @@
                 <w:sz w:val="20"/>
                 <w:szCs w:val="20"/>
               </w:rPr>
-              <w:t xml:space="preserve">Quick Check: Build interactive systems using nested conditionals, complex logic, and input validation?</w:t>
+              <w:t xml:space="preserve">What are the 2-3 most important steps when you build interactive systems using nested conditionals, complex logic, and input validation? What could go wrong if you skip one?</w:t>
             </w:r>
             <w:r>
               <w:rPr>

--- a/Coding 1 - year/Unit 3 - Conditionals/Daily Lesson Plans/Word/Day 60.docx
+++ b/Coding 1 - year/Unit 3 - Conditionals/Daily Lesson Plans/Word/Day 60.docx
@@ -403,6 +403,72 @@
             <w:r>
               <w:rPr>
                 <w:rFonts w:ascii="Arial" w:cs="Arial" w:eastAsia="Arial" w:hAnsi="Arial"/>
+                <w:b/>
+                <w:bCs/>
+                <w:i w:val="false"/>
+                <w:iCs w:val="false"/>
+                <w:color w:val="000000"/>
+                <w:sz w:val="20"/>
+                <w:szCs w:val="20"/>
+              </w:rPr>
+              <w:t xml:space="preserve">Vocabulary Preview — </w:t>
+            </w:r>
+            <w:r>
+              <w:rPr>
+                <w:rFonts w:ascii="Arial" w:cs="Arial" w:eastAsia="Arial" w:hAnsi="Arial"/>
+                <w:b w:val="false"/>
+                <w:bCs w:val="false"/>
+                <w:i w:val="false"/>
+                <w:iCs w:val="false"/>
+                <w:color w:val="000000"/>
+                <w:sz w:val="20"/>
+                <w:szCs w:val="20"/>
+              </w:rPr>
+              <w:t xml:space="preserve">terms we'll use today:</w:t>
+            </w:r>
+            <w:r>
+              <w:rPr>
+                <w:rFonts w:ascii="Arial" w:cs="Arial" w:eastAsia="Arial" w:hAnsi="Arial"/>
+                <w:sz w:val="20"/>
+                <w:szCs w:val="20"/>
+              </w:rPr>
+              <w:br/>
+              <w:t xml:space="preserve"/>
+            </w:r>
+            <w:r>
+              <w:rPr>
+                <w:rFonts w:ascii="Arial" w:cs="Arial" w:eastAsia="Arial" w:hAnsi="Arial"/>
+                <w:b w:val="false"/>
+                <w:bCs w:val="false"/>
+                <w:i w:val="false"/>
+                <w:iCs w:val="false"/>
+                <w:color w:val="000000"/>
+                <w:sz w:val="20"/>
+                <w:szCs w:val="20"/>
+              </w:rPr>
+              <w:t xml:space="preserve">    • Nested conditionals   •   Complex conditions with and/or   •   Short-circuit evaluation   •   Truthy/falsy values   •   Input validation</w:t>
+            </w:r>
+            <w:r>
+              <w:rPr>
+                <w:rFonts w:ascii="Arial" w:cs="Arial" w:eastAsia="Arial" w:hAnsi="Arial"/>
+                <w:sz w:val="20"/>
+                <w:szCs w:val="20"/>
+              </w:rPr>
+              <w:br/>
+              <w:t xml:space="preserve"/>
+            </w:r>
+            <w:r>
+              <w:rPr>
+                <w:rFonts w:ascii="Arial" w:cs="Arial" w:eastAsia="Arial" w:hAnsi="Arial"/>
+                <w:sz w:val="20"/>
+                <w:szCs w:val="20"/>
+              </w:rPr>
+              <w:br/>
+              <w:t xml:space="preserve"/>
+            </w:r>
+            <w:r>
+              <w:rPr>
+                <w:rFonts w:ascii="Arial" w:cs="Arial" w:eastAsia="Arial" w:hAnsi="Arial"/>
                 <w:b w:val="false"/>
                 <w:bCs w:val="false"/>
                 <w:i/>
@@ -579,6 +645,310 @@
             <w:r>
               <w:rPr>
                 <w:rFonts w:ascii="Arial" w:cs="Arial" w:eastAsia="Arial" w:hAnsi="Arial"/>
+                <w:b w:val="false"/>
+                <w:bCs w:val="false"/>
+                <w:i w:val="false"/>
+                <w:iCs w:val="false"/>
+                <w:color w:val="000000"/>
+                <w:sz w:val="20"/>
+                <w:szCs w:val="20"/>
+              </w:rPr>
+              <w:t xml:space="preserve">1. Nested conditionals: Decisions inside decisions</w:t>
+            </w:r>
+            <w:r>
+              <w:rPr>
+                <w:rFonts w:ascii="Arial" w:cs="Arial" w:eastAsia="Arial" w:hAnsi="Arial"/>
+                <w:sz w:val="20"/>
+                <w:szCs w:val="20"/>
+              </w:rPr>
+              <w:br/>
+              <w:t xml:space="preserve"/>
+            </w:r>
+            <w:r>
+              <w:rPr>
+                <w:rFonts w:ascii="Arial" w:cs="Arial" w:eastAsia="Arial" w:hAnsi="Arial"/>
+                <w:b w:val="false"/>
+                <w:bCs w:val="false"/>
+                <w:i w:val="false"/>
+                <w:iCs w:val="false"/>
+                <w:color w:val="000000"/>
+                <w:sz w:val="20"/>
+                <w:szCs w:val="20"/>
+              </w:rPr>
+              <w:t xml:space="preserve">2. Complex conditions with and/or: Replacing nesting with operators</w:t>
+            </w:r>
+            <w:r>
+              <w:rPr>
+                <w:rFonts w:ascii="Arial" w:cs="Arial" w:eastAsia="Arial" w:hAnsi="Arial"/>
+                <w:sz w:val="20"/>
+                <w:szCs w:val="20"/>
+              </w:rPr>
+              <w:br/>
+              <w:t xml:space="preserve"/>
+            </w:r>
+            <w:r>
+              <w:rPr>
+                <w:rFonts w:ascii="Arial" w:cs="Arial" w:eastAsia="Arial" w:hAnsi="Arial"/>
+                <w:sz w:val="20"/>
+                <w:szCs w:val="20"/>
+              </w:rPr>
+              <w:br/>
+              <w:t xml:space="preserve"/>
+            </w:r>
+            <w:r>
+              <w:rPr>
+                <w:rFonts w:ascii="Arial" w:cs="Arial" w:eastAsia="Arial" w:hAnsi="Arial"/>
+                <w:b/>
+                <w:bCs/>
+                <w:i w:val="false"/>
+                <w:iCs w:val="false"/>
+                <w:color w:val="000000"/>
+                <w:sz w:val="20"/>
+                <w:szCs w:val="20"/>
+              </w:rPr>
+              <w:t xml:space="preserve">Key Concepts:</w:t>
+            </w:r>
+            <w:r>
+              <w:rPr>
+                <w:rFonts w:ascii="Arial" w:cs="Arial" w:eastAsia="Arial" w:hAnsi="Arial"/>
+                <w:sz w:val="20"/>
+                <w:szCs w:val="20"/>
+              </w:rPr>
+              <w:br/>
+              <w:t xml:space="preserve"/>
+            </w:r>
+            <w:r>
+              <w:rPr>
+                <w:rFonts w:ascii="Arial" w:cs="Arial" w:eastAsia="Arial" w:hAnsi="Arial"/>
+                <w:b w:val="false"/>
+                <w:bCs w:val="false"/>
+                <w:i w:val="false"/>
+                <w:iCs w:val="false"/>
+                <w:color w:val="000000"/>
+                <w:sz w:val="20"/>
+                <w:szCs w:val="20"/>
+              </w:rPr>
+              <w:t xml:space="preserve">    • Nested conditionals: Decisions inside decisions</w:t>
+            </w:r>
+            <w:r>
+              <w:rPr>
+                <w:rFonts w:ascii="Arial" w:cs="Arial" w:eastAsia="Arial" w:hAnsi="Arial"/>
+                <w:sz w:val="20"/>
+                <w:szCs w:val="20"/>
+              </w:rPr>
+              <w:br/>
+              <w:t xml:space="preserve"/>
+            </w:r>
+            <w:r>
+              <w:rPr>
+                <w:rFonts w:ascii="Arial" w:cs="Arial" w:eastAsia="Arial" w:hAnsi="Arial"/>
+                <w:b w:val="false"/>
+                <w:bCs w:val="false"/>
+                <w:i w:val="false"/>
+                <w:iCs w:val="false"/>
+                <w:color w:val="000000"/>
+                <w:sz w:val="20"/>
+                <w:szCs w:val="20"/>
+              </w:rPr>
+              <w:t xml:space="preserve">    • Complex conditions with and/or: Replacing nesting with operators</w:t>
+            </w:r>
+            <w:r>
+              <w:rPr>
+                <w:rFonts w:ascii="Arial" w:cs="Arial" w:eastAsia="Arial" w:hAnsi="Arial"/>
+                <w:sz w:val="20"/>
+                <w:szCs w:val="20"/>
+              </w:rPr>
+              <w:br/>
+              <w:t xml:space="preserve"/>
+            </w:r>
+            <w:r>
+              <w:rPr>
+                <w:rFonts w:ascii="Arial" w:cs="Arial" w:eastAsia="Arial" w:hAnsi="Arial"/>
+                <w:b w:val="false"/>
+                <w:bCs w:val="false"/>
+                <w:i w:val="false"/>
+                <w:iCs w:val="false"/>
+                <w:color w:val="000000"/>
+                <w:sz w:val="20"/>
+                <w:szCs w:val="20"/>
+              </w:rPr>
+              <w:t xml:space="preserve">    • Short-circuit evaluation: Efficient Boolean evaluation</w:t>
+            </w:r>
+            <w:r>
+              <w:rPr>
+                <w:rFonts w:ascii="Arial" w:cs="Arial" w:eastAsia="Arial" w:hAnsi="Arial"/>
+                <w:sz w:val="20"/>
+                <w:szCs w:val="20"/>
+              </w:rPr>
+              <w:br/>
+              <w:t xml:space="preserve"/>
+            </w:r>
+            <w:r>
+              <w:rPr>
+                <w:rFonts w:ascii="Arial" w:cs="Arial" w:eastAsia="Arial" w:hAnsi="Arial"/>
+                <w:b w:val="false"/>
+                <w:bCs w:val="false"/>
+                <w:i w:val="false"/>
+                <w:iCs w:val="false"/>
+                <w:color w:val="000000"/>
+                <w:sz w:val="20"/>
+                <w:szCs w:val="20"/>
+              </w:rPr>
+              <w:t xml:space="preserve">    • Truthy/falsy values: Using any value in Boolean context</w:t>
+            </w:r>
+            <w:r>
+              <w:rPr>
+                <w:rFonts w:ascii="Arial" w:cs="Arial" w:eastAsia="Arial" w:hAnsi="Arial"/>
+                <w:sz w:val="20"/>
+                <w:szCs w:val="20"/>
+              </w:rPr>
+              <w:br/>
+              <w:t xml:space="preserve"/>
+            </w:r>
+            <w:r>
+              <w:rPr>
+                <w:rFonts w:ascii="Arial" w:cs="Arial" w:eastAsia="Arial" w:hAnsi="Arial"/>
+                <w:b w:val="false"/>
+                <w:bCs w:val="false"/>
+                <w:i w:val="false"/>
+                <w:iCs w:val="false"/>
+                <w:color w:val="000000"/>
+                <w:sz w:val="20"/>
+                <w:szCs w:val="20"/>
+              </w:rPr>
+              <w:t xml:space="preserve">    • Input validation: Checking input before using it</w:t>
+            </w:r>
+            <w:r>
+              <w:rPr>
+                <w:rFonts w:ascii="Arial" w:cs="Arial" w:eastAsia="Arial" w:hAnsi="Arial"/>
+                <w:sz w:val="20"/>
+                <w:szCs w:val="20"/>
+              </w:rPr>
+              <w:br/>
+              <w:t xml:space="preserve"/>
+            </w:r>
+            <w:r>
+              <w:rPr>
+                <w:rFonts w:ascii="Arial" w:cs="Arial" w:eastAsia="Arial" w:hAnsi="Arial"/>
+                <w:b w:val="false"/>
+                <w:bCs w:val="false"/>
+                <w:i w:val="false"/>
+                <w:iCs w:val="false"/>
+                <w:color w:val="000000"/>
+                <w:sz w:val="20"/>
+                <w:szCs w:val="20"/>
+              </w:rPr>
+              <w:t xml:space="preserve">    • Accept user input and validate it</w:t>
+            </w:r>
+            <w:r>
+              <w:rPr>
+                <w:rFonts w:ascii="Arial" w:cs="Arial" w:eastAsia="Arial" w:hAnsi="Arial"/>
+                <w:sz w:val="20"/>
+                <w:szCs w:val="20"/>
+              </w:rPr>
+              <w:br/>
+              <w:t xml:space="preserve"/>
+            </w:r>
+            <w:r>
+              <w:rPr>
+                <w:rFonts w:ascii="Arial" w:cs="Arial" w:eastAsia="Arial" w:hAnsi="Arial"/>
+                <w:b w:val="false"/>
+                <w:bCs w:val="false"/>
+                <w:i w:val="false"/>
+                <w:iCs w:val="false"/>
+                <w:color w:val="000000"/>
+                <w:sz w:val="20"/>
+                <w:szCs w:val="20"/>
+              </w:rPr>
+              <w:t xml:space="preserve">    • Use nested conditionals and/or complex logic</w:t>
+            </w:r>
+            <w:r>
+              <w:rPr>
+                <w:rFonts w:ascii="Arial" w:cs="Arial" w:eastAsia="Arial" w:hAnsi="Arial"/>
+                <w:sz w:val="20"/>
+                <w:szCs w:val="20"/>
+              </w:rPr>
+              <w:br/>
+              <w:t xml:space="preserve"/>
+            </w:r>
+            <w:r>
+              <w:rPr>
+                <w:rFonts w:ascii="Arial" w:cs="Arial" w:eastAsia="Arial" w:hAnsi="Arial"/>
+                <w:b w:val="false"/>
+                <w:bCs w:val="false"/>
+                <w:i w:val="false"/>
+                <w:iCs w:val="false"/>
+                <w:color w:val="000000"/>
+                <w:sz w:val="20"/>
+                <w:szCs w:val="20"/>
+              </w:rPr>
+              <w:t xml:space="preserve">    • Include error handling</w:t>
+            </w:r>
+            <w:r>
+              <w:rPr>
+                <w:rFonts w:ascii="Arial" w:cs="Arial" w:eastAsia="Arial" w:hAnsi="Arial"/>
+                <w:sz w:val="20"/>
+                <w:szCs w:val="20"/>
+              </w:rPr>
+              <w:br/>
+              <w:t xml:space="preserve"/>
+            </w:r>
+            <w:r>
+              <w:rPr>
+                <w:rFonts w:ascii="Arial" w:cs="Arial" w:eastAsia="Arial" w:hAnsi="Arial"/>
+                <w:sz w:val="20"/>
+                <w:szCs w:val="20"/>
+              </w:rPr>
+              <w:br/>
+              <w:t xml:space="preserve"/>
+            </w:r>
+            <w:r>
+              <w:rPr>
+                <w:rFonts w:ascii="Arial" w:cs="Arial" w:eastAsia="Arial" w:hAnsi="Arial"/>
+                <w:b/>
+                <w:bCs/>
+                <w:i w:val="false"/>
+                <w:iCs w:val="false"/>
+                <w:color w:val="000000"/>
+                <w:sz w:val="20"/>
+                <w:szCs w:val="20"/>
+              </w:rPr>
+              <w:t xml:space="preserve">Vocabulary: </w:t>
+            </w:r>
+            <w:r>
+              <w:rPr>
+                <w:rFonts w:ascii="Arial" w:cs="Arial" w:eastAsia="Arial" w:hAnsi="Arial"/>
+                <w:b w:val="false"/>
+                <w:bCs w:val="false"/>
+                <w:i w:val="false"/>
+                <w:iCs w:val="false"/>
+                <w:color w:val="000000"/>
+                <w:sz w:val="20"/>
+                <w:szCs w:val="20"/>
+              </w:rPr>
+              <w:t xml:space="preserve">Nested conditionals, Complex conditions with and/or, Short-circuit evaluation, Truthy/falsy values, Input validation</w:t>
+            </w:r>
+            <w:r>
+              <w:rPr>
+                <w:rFonts w:ascii="Arial" w:cs="Arial" w:eastAsia="Arial" w:hAnsi="Arial"/>
+                <w:sz w:val="20"/>
+                <w:szCs w:val="20"/>
+              </w:rPr>
+              <w:br/>
+              <w:t xml:space="preserve"/>
+            </w:r>
+            <w:r>
+              <w:rPr>
+                <w:rFonts w:ascii="Arial" w:cs="Arial" w:eastAsia="Arial" w:hAnsi="Arial"/>
+                <w:sz w:val="20"/>
+                <w:szCs w:val="20"/>
+              </w:rPr>
+              <w:br/>
+              <w:t xml:space="preserve"/>
+            </w:r>
+            <w:r>
+              <w:rPr>
+                <w:rFonts w:ascii="Arial" w:cs="Arial" w:eastAsia="Arial" w:hAnsi="Arial"/>
                 <w:b/>
                 <w:bCs/>
                 <w:i/>
@@ -666,7 +1036,7 @@
                 <w:sz w:val="20"/>
                 <w:szCs w:val="20"/>
               </w:rPr>
-              <w:t xml:space="preserve">15–20 min</w:t>
+              <w:t xml:space="preserve">15 min</w:t>
             </w:r>
           </w:p>
         </w:tc>
@@ -701,7 +1071,16 @@
                 <w:sz w:val="22"/>
                 <w:szCs w:val="22"/>
               </w:rPr>
-              <w:t xml:space="preserve">Independent Practice / Code Along</w:t>
+              <w:t xml:space="preserve">Guided Practice</w:t>
+            </w:r>
+            <w:r>
+              <w:rPr>
+                <w:rFonts w:ascii="Arial" w:cs="Arial" w:eastAsia="Arial" w:hAnsi="Arial"/>
+                <w:sz w:val="20"/>
+                <w:szCs w:val="20"/>
+              </w:rPr>
+              <w:br/>
+              <w:t xml:space="preserve"/>
             </w:r>
             <w:r>
               <w:rPr>
@@ -723,7 +1102,7 @@
                 <w:sz w:val="20"/>
                 <w:szCs w:val="20"/>
               </w:rPr>
-              <w:t xml:space="preserve">    Work through problems from the day's exercise set.</w:t>
+              <w:t xml:space="preserve">Your program must have:</w:t>
             </w:r>
             <w:r>
               <w:rPr>
@@ -754,7 +1133,7 @@
                 <w:sz w:val="20"/>
                 <w:szCs w:val="20"/>
               </w:rPr>
-              <w:t xml:space="preserve">→ Teacher circulates — offer hints, check for understanding.</w:t>
+              <w:t xml:space="preserve">→ Teacher models — students try alongside, then compare results.</w:t>
             </w:r>
           </w:p>
         </w:tc>
@@ -785,7 +1164,7 @@
                 <w:sz w:val="20"/>
                 <w:szCs w:val="20"/>
               </w:rPr>
-              <w:t xml:space="preserve">5 min</w:t>
+              <w:t xml:space="preserve">15–20 min</w:t>
             </w:r>
           </w:p>
         </w:tc>
@@ -820,7 +1199,7 @@
                 <w:sz w:val="22"/>
                 <w:szCs w:val="22"/>
               </w:rPr>
-              <w:t xml:space="preserve">Exit Ticket / Wrap-Up</w:t>
+              <w:t xml:space="preserve">Independent Practice / Code Along</w:t>
             </w:r>
             <w:r>
               <w:rPr>
@@ -834,11 +1213,15 @@
             <w:r>
               <w:rPr>
                 <w:rFonts w:ascii="Arial" w:cs="Arial" w:eastAsia="Arial" w:hAnsi="Arial"/>
-                <w:sz w:val="20"/>
-                <w:szCs w:val="20"/>
-              </w:rPr>
-              <w:br/>
-              <w:t xml:space="preserve"/>
+                <w:b/>
+                <w:bCs/>
+                <w:i w:val="false"/>
+                <w:iCs w:val="false"/>
+                <w:color w:val="000000"/>
+                <w:sz w:val="20"/>
+                <w:szCs w:val="20"/>
+              </w:rPr>
+              <w:t xml:space="preserve">    Beginner: </w:t>
             </w:r>
             <w:r>
               <w:rPr>
@@ -851,7 +1234,77 @@
                 <w:sz w:val="20"/>
                 <w:szCs w:val="20"/>
               </w:rPr>
-              <w:t xml:space="preserve">What are the 2-3 most important steps when you build interactive systems using nested conditionals, complex logic, and input validation? What could go wrong if you skip one?</w:t>
+              <w:t xml:space="preserve">[ ] Username validation</w:t>
+            </w:r>
+            <w:r>
+              <w:rPr>
+                <w:rFonts w:ascii="Arial" w:cs="Arial" w:eastAsia="Arial" w:hAnsi="Arial"/>
+                <w:sz w:val="20"/>
+                <w:szCs w:val="20"/>
+              </w:rPr>
+              <w:br/>
+              <w:t xml:space="preserve"/>
+            </w:r>
+            <w:r>
+              <w:rPr>
+                <w:rFonts w:ascii="Arial" w:cs="Arial" w:eastAsia="Arial" w:hAnsi="Arial"/>
+                <w:b/>
+                <w:bCs/>
+                <w:i w:val="false"/>
+                <w:iCs w:val="false"/>
+                <w:color w:val="000000"/>
+                <w:sz w:val="20"/>
+                <w:szCs w:val="20"/>
+              </w:rPr>
+              <w:t xml:space="preserve">    Intermediate: </w:t>
+            </w:r>
+            <w:r>
+              <w:rPr>
+                <w:rFonts w:ascii="Arial" w:cs="Arial" w:eastAsia="Arial" w:hAnsi="Arial"/>
+                <w:b w:val="false"/>
+                <w:bCs w:val="false"/>
+                <w:i w:val="false"/>
+                <w:iCs w:val="false"/>
+                <w:color w:val="000000"/>
+                <w:sz w:val="20"/>
+                <w:szCs w:val="20"/>
+              </w:rPr>
+              <w:t xml:space="preserve">[ ] Password validation</w:t>
+            </w:r>
+            <w:r>
+              <w:rPr>
+                <w:rFonts w:ascii="Arial" w:cs="Arial" w:eastAsia="Arial" w:hAnsi="Arial"/>
+                <w:sz w:val="20"/>
+                <w:szCs w:val="20"/>
+              </w:rPr>
+              <w:br/>
+              <w:t xml:space="preserve"/>
+            </w:r>
+            <w:r>
+              <w:rPr>
+                <w:rFonts w:ascii="Arial" w:cs="Arial" w:eastAsia="Arial" w:hAnsi="Arial"/>
+                <w:b/>
+                <w:bCs/>
+                <w:i w:val="false"/>
+                <w:iCs w:val="false"/>
+                <w:color w:val="000000"/>
+                <w:sz w:val="20"/>
+                <w:szCs w:val="20"/>
+              </w:rPr>
+              <w:t xml:space="preserve">    Challenge: </w:t>
+            </w:r>
+            <w:r>
+              <w:rPr>
+                <w:rFonts w:ascii="Arial" w:cs="Arial" w:eastAsia="Arial" w:hAnsi="Arial"/>
+                <w:b w:val="false"/>
+                <w:bCs w:val="false"/>
+                <w:i w:val="false"/>
+                <w:iCs w:val="false"/>
+                <w:color w:val="000000"/>
+                <w:sz w:val="20"/>
+                <w:szCs w:val="20"/>
+              </w:rPr>
+              <w:t xml:space="preserve">[ ] Nested if structure (username → password)</w:t>
             </w:r>
             <w:r>
               <w:rPr>
@@ -882,6 +1335,134 @@
                 <w:sz w:val="20"/>
                 <w:szCs w:val="20"/>
               </w:rPr>
+              <w:t xml:space="preserve">→ Teacher circulates — offer hints, check for understanding.</w:t>
+            </w:r>
+          </w:p>
+        </w:tc>
+      </w:tr>
+      <w:tr>
+        <w:tc>
+          <w:tcPr>
+            <w:tcW w:type="dxa" w:w="1800"/>
+            <w:tcBorders>
+              <w:top w:val="single" w:color="CCCCCC" w:sz="1"/>
+              <w:left w:val="single" w:color="CCCCCC" w:sz="1"/>
+              <w:bottom w:val="single" w:color="CCCCCC" w:sz="1"/>
+              <w:right w:val="single" w:color="CCCCCC" w:sz="1"/>
+            </w:tcBorders>
+            <w:tcMar>
+              <w:top w:type="dxa" w:w="80"/>
+              <w:left w:type="dxa" w:w="120"/>
+              <w:bottom w:type="dxa" w:w="80"/>
+              <w:right w:type="dxa" w:w="120"/>
+            </w:tcMar>
+          </w:tcPr>
+          <w:p>
+            <w:r>
+              <w:rPr>
+                <w:rFonts w:ascii="Arial" w:cs="Arial" w:eastAsia="Arial" w:hAnsi="Arial"/>
+                <w:b/>
+                <w:bCs/>
+                <w:sz w:val="20"/>
+                <w:szCs w:val="20"/>
+              </w:rPr>
+              <w:t xml:space="preserve">5 min</w:t>
+            </w:r>
+          </w:p>
+        </w:tc>
+        <w:tc>
+          <w:tcPr>
+            <w:tcW w:type="dxa" w:w="7560"/>
+            <w:tcBorders>
+              <w:top w:val="single" w:color="CCCCCC" w:sz="1"/>
+              <w:left w:val="single" w:color="CCCCCC" w:sz="1"/>
+              <w:bottom w:val="single" w:color="CCCCCC" w:sz="1"/>
+              <w:right w:val="single" w:color="CCCCCC" w:sz="1"/>
+            </w:tcBorders>
+            <w:tcMar>
+              <w:top w:type="dxa" w:w="80"/>
+              <w:left w:type="dxa" w:w="120"/>
+              <w:bottom w:type="dxa" w:w="80"/>
+              <w:right w:type="dxa" w:w="120"/>
+            </w:tcMar>
+          </w:tcPr>
+          <w:p>
+            <w:pPr>
+              <w:spacing w:after="80" w:before="80"/>
+            </w:pPr>
+            <w:r>
+              <w:rPr>
+                <w:rFonts w:ascii="Arial" w:cs="Arial" w:eastAsia="Arial" w:hAnsi="Arial"/>
+                <w:b/>
+                <w:bCs/>
+                <w:i w:val="false"/>
+                <w:iCs w:val="false"/>
+                <w:color w:val="000000"/>
+                <w:sz w:val="22"/>
+                <w:szCs w:val="22"/>
+              </w:rPr>
+              <w:t xml:space="preserve">Exit Ticket / Wrap-Up</w:t>
+            </w:r>
+            <w:r>
+              <w:rPr>
+                <w:rFonts w:ascii="Arial" w:cs="Arial" w:eastAsia="Arial" w:hAnsi="Arial"/>
+                <w:sz w:val="20"/>
+                <w:szCs w:val="20"/>
+              </w:rPr>
+              <w:br/>
+              <w:t xml:space="preserve"/>
+            </w:r>
+            <w:r>
+              <w:rPr>
+                <w:rFonts w:ascii="Arial" w:cs="Arial" w:eastAsia="Arial" w:hAnsi="Arial"/>
+                <w:sz w:val="20"/>
+                <w:szCs w:val="20"/>
+              </w:rPr>
+              <w:br/>
+              <w:t xml:space="preserve"/>
+            </w:r>
+            <w:r>
+              <w:rPr>
+                <w:rFonts w:ascii="Arial" w:cs="Arial" w:eastAsia="Arial" w:hAnsi="Arial"/>
+                <w:b w:val="false"/>
+                <w:bCs w:val="false"/>
+                <w:i w:val="false"/>
+                <w:iCs w:val="false"/>
+                <w:color w:val="000000"/>
+                <w:sz w:val="20"/>
+                <w:szCs w:val="20"/>
+              </w:rPr>
+              <w:t xml:space="preserve">What are the 2-3 most important steps when you build interactive systems using nested conditionals, complex logic, and input validation? What could go wrong if you skip one?</w:t>
+            </w:r>
+            <w:r>
+              <w:rPr>
+                <w:rFonts w:ascii="Arial" w:cs="Arial" w:eastAsia="Arial" w:hAnsi="Arial"/>
+                <w:sz w:val="20"/>
+                <w:szCs w:val="20"/>
+              </w:rPr>
+              <w:br/>
+              <w:t xml:space="preserve"/>
+            </w:r>
+            <w:r>
+              <w:rPr>
+                <w:rFonts w:ascii="Arial" w:cs="Arial" w:eastAsia="Arial" w:hAnsi="Arial"/>
+                <w:sz w:val="20"/>
+                <w:szCs w:val="20"/>
+              </w:rPr>
+              <w:br/>
+              <w:t xml:space="preserve"/>
+            </w:r>
+            <w:r>
+              <w:rPr>
+                <w:rFonts w:ascii="Arial" w:cs="Arial" w:eastAsia="Arial" w:hAnsi="Arial"/>
+                <w:b w:val="false"/>
+                <w:bCs w:val="false"/>
+                <w:i/>
+                <w:iCs/>
+                <w:color w:val="555555"/>
+                <w:sz w:val="20"/>
+                <w:szCs w:val="20"/>
+              </w:rPr>
               <w:t xml:space="preserve">→ 3–2–1: Name 3 things learned, 2 new vocab words, 1 question you still have.</w:t>
             </w:r>
           </w:p>
@@ -891,6 +1472,376 @@
     <w:p>
       <w:pPr>
         <w:spacing w:after="200"/>
+      </w:pPr>
+    </w:p>
+    <w:p>
+      <w:pPr>
+        <w:pBdr>
+          <w:bottom w:val="single" w:color="2B5797" w:sz="4" w:space="4"/>
+        </w:pBdr>
+        <w:spacing w:after="100" w:before="120"/>
+      </w:pPr>
+      <w:r>
+        <w:rPr>
+          <w:rFonts w:ascii="Arial" w:cs="Arial" w:eastAsia="Arial" w:hAnsi="Arial"/>
+          <w:b/>
+          <w:bCs/>
+          <w:color w:val="2B5797"/>
+          <w:sz w:val="24"/>
+          <w:szCs w:val="24"/>
+        </w:rPr>
+        <w:t xml:space="preserve">Key Concepts</w:t>
+      </w:r>
+    </w:p>
+    <w:p>
+      <w:pPr>
+        <w:spacing w:after="60"/>
+      </w:pPr>
+      <w:r>
+        <w:rPr>
+          <w:rFonts w:ascii="Arial" w:cs="Arial" w:eastAsia="Arial" w:hAnsi="Arial"/>
+          <w:sz w:val="20"/>
+          <w:szCs w:val="20"/>
+        </w:rPr>
+        <w:t xml:space="preserve">This week you learned:</w:t>
+      </w:r>
+    </w:p>
+    <w:p>
+      <w:pPr>
+        <w:spacing w:after="60"/>
+      </w:pPr>
+      <w:r>
+        <w:rPr>
+          <w:rFonts w:ascii="Arial" w:cs="Arial" w:eastAsia="Arial" w:hAnsi="Arial"/>
+          <w:sz w:val="20"/>
+          <w:szCs w:val="20"/>
+        </w:rPr>
+        <w:t xml:space="preserve">1. Nested conditionals: Decisions inside decisions</w:t>
+      </w:r>
+    </w:p>
+    <w:p>
+      <w:pPr>
+        <w:spacing w:after="60"/>
+      </w:pPr>
+      <w:r>
+        <w:rPr>
+          <w:rFonts w:ascii="Arial" w:cs="Arial" w:eastAsia="Arial" w:hAnsi="Arial"/>
+          <w:sz w:val="20"/>
+          <w:szCs w:val="20"/>
+        </w:rPr>
+        <w:t xml:space="preserve">2. Complex conditions with and/or: Replacing nesting with operators</w:t>
+      </w:r>
+    </w:p>
+    <w:p>
+      <w:pPr>
+        <w:spacing w:after="60"/>
+      </w:pPr>
+      <w:r>
+        <w:rPr>
+          <w:rFonts w:ascii="Arial" w:cs="Arial" w:eastAsia="Arial" w:hAnsi="Arial"/>
+          <w:sz w:val="20"/>
+          <w:szCs w:val="20"/>
+        </w:rPr>
+        <w:t xml:space="preserve">3. Short-circuit evaluation: Efficient Boolean evaluation</w:t>
+      </w:r>
+    </w:p>
+    <w:p>
+      <w:pPr>
+        <w:spacing w:after="60"/>
+      </w:pPr>
+      <w:r>
+        <w:rPr>
+          <w:rFonts w:ascii="Arial" w:cs="Arial" w:eastAsia="Arial" w:hAnsi="Arial"/>
+          <w:sz w:val="20"/>
+          <w:szCs w:val="20"/>
+        </w:rPr>
+        <w:t xml:space="preserve">4. Truthy/falsy values: Using any value in Boolean context</w:t>
+      </w:r>
+    </w:p>
+    <w:p>
+      <w:pPr>
+        <w:spacing w:after="60"/>
+      </w:pPr>
+      <w:r>
+        <w:rPr>
+          <w:rFonts w:ascii="Arial" w:cs="Arial" w:eastAsia="Arial" w:hAnsi="Arial"/>
+          <w:sz w:val="20"/>
+          <w:szCs w:val="20"/>
+        </w:rPr>
+        <w:t xml:space="preserve">5. Input validation: Checking input before using it</w:t>
+      </w:r>
+    </w:p>
+    <w:p>
+      <w:pPr>
+        <w:spacing w:after="60"/>
+      </w:pPr>
+      <w:r>
+        <w:rPr>
+          <w:rFonts w:ascii="Arial" w:cs="Arial" w:eastAsia="Arial" w:hAnsi="Arial"/>
+          <w:sz w:val="20"/>
+          <w:szCs w:val="20"/>
+        </w:rPr>
+        <w:t xml:space="preserve">Build one of these complete programs. Your program must:</w:t>
+      </w:r>
+    </w:p>
+    <w:p>
+      <w:pPr>
+        <w:spacing w:after="60"/>
+        <w:ind w:left="360"/>
+      </w:pPr>
+      <w:r>
+        <w:rPr>
+          <w:rFonts w:ascii="Arial" w:cs="Arial" w:eastAsia="Arial" w:hAnsi="Arial"/>
+          <w:sz w:val="20"/>
+          <w:szCs w:val="20"/>
+        </w:rPr>
+        <w:t xml:space="preserve">• </w:t>
+      </w:r>
+      <w:r>
+        <w:rPr>
+          <w:rFonts w:ascii="Arial" w:cs="Arial" w:eastAsia="Arial" w:hAnsi="Arial"/>
+          <w:sz w:val="20"/>
+          <w:szCs w:val="20"/>
+        </w:rPr>
+        <w:t xml:space="preserve">Accept user input and validate it</w:t>
+      </w:r>
+    </w:p>
+    <w:p>
+      <w:pPr>
+        <w:spacing w:after="60"/>
+        <w:ind w:left="360"/>
+      </w:pPr>
+      <w:r>
+        <w:rPr>
+          <w:rFonts w:ascii="Arial" w:cs="Arial" w:eastAsia="Arial" w:hAnsi="Arial"/>
+          <w:sz w:val="20"/>
+          <w:szCs w:val="20"/>
+        </w:rPr>
+        <w:t xml:space="preserve">• </w:t>
+      </w:r>
+      <w:r>
+        <w:rPr>
+          <w:rFonts w:ascii="Arial" w:cs="Arial" w:eastAsia="Arial" w:hAnsi="Arial"/>
+          <w:sz w:val="20"/>
+          <w:szCs w:val="20"/>
+        </w:rPr>
+        <w:t xml:space="preserve">Use nested conditionals and/or complex logic</w:t>
+      </w:r>
+    </w:p>
+    <w:p>
+      <w:pPr>
+        <w:spacing w:after="60"/>
+        <w:ind w:left="360"/>
+      </w:pPr>
+      <w:r>
+        <w:rPr>
+          <w:rFonts w:ascii="Arial" w:cs="Arial" w:eastAsia="Arial" w:hAnsi="Arial"/>
+          <w:sz w:val="20"/>
+          <w:szCs w:val="20"/>
+        </w:rPr>
+        <w:t xml:space="preserve">• </w:t>
+      </w:r>
+      <w:r>
+        <w:rPr>
+          <w:rFonts w:ascii="Arial" w:cs="Arial" w:eastAsia="Arial" w:hAnsi="Arial"/>
+          <w:sz w:val="20"/>
+          <w:szCs w:val="20"/>
+        </w:rPr>
+        <w:t xml:space="preserve">Include error handling</w:t>
+      </w:r>
+    </w:p>
+    <w:p>
+      <w:pPr>
+        <w:spacing w:after="60"/>
+        <w:ind w:left="360"/>
+      </w:pPr>
+      <w:r>
+        <w:rPr>
+          <w:rFonts w:ascii="Arial" w:cs="Arial" w:eastAsia="Arial" w:hAnsi="Arial"/>
+          <w:sz w:val="20"/>
+          <w:szCs w:val="20"/>
+        </w:rPr>
+        <w:t xml:space="preserve">• </w:t>
+      </w:r>
+      <w:r>
+        <w:rPr>
+          <w:rFonts w:ascii="Arial" w:cs="Arial" w:eastAsia="Arial" w:hAnsi="Arial"/>
+          <w:sz w:val="20"/>
+          <w:szCs w:val="20"/>
+        </w:rPr>
+        <w:t xml:space="preserve">Provide clear feedback</w:t>
+      </w:r>
+    </w:p>
+    <w:p>
+      <w:pPr>
+        <w:spacing w:after="60"/>
+        <w:ind w:left="360"/>
+      </w:pPr>
+      <w:r>
+        <w:rPr>
+          <w:rFonts w:ascii="Arial" w:cs="Arial" w:eastAsia="Arial" w:hAnsi="Arial"/>
+          <w:sz w:val="20"/>
+          <w:szCs w:val="20"/>
+        </w:rPr>
+        <w:t xml:space="preserve">• </w:t>
+      </w:r>
+      <w:r>
+        <w:rPr>
+          <w:rFonts w:ascii="Arial" w:cs="Arial" w:eastAsia="Arial" w:hAnsi="Arial"/>
+          <w:sz w:val="20"/>
+          <w:szCs w:val="20"/>
+        </w:rPr>
+        <w:t xml:space="preserve">Handle edge cases</w:t>
+      </w:r>
+    </w:p>
+    <w:p>
+      <w:pPr>
+        <w:spacing w:after="60"/>
+      </w:pPr>
+      <w:r>
+        <w:rPr>
+          <w:rFonts w:ascii="Arial" w:cs="Arial" w:eastAsia="Arial" w:hAnsi="Arial"/>
+          <w:sz w:val="20"/>
+          <w:szCs w:val="20"/>
+        </w:rPr>
+        <w:t xml:space="preserve">By completing this lab, you can:</w:t>
+      </w:r>
+    </w:p>
+    <w:p>
+      <w:pPr>
+        <w:spacing w:after="60"/>
+        <w:ind w:left="360"/>
+      </w:pPr>
+      <w:r>
+        <w:rPr>
+          <w:rFonts w:ascii="Arial" w:cs="Arial" w:eastAsia="Arial" w:hAnsi="Arial"/>
+          <w:sz w:val="20"/>
+          <w:szCs w:val="20"/>
+        </w:rPr>
+        <w:t xml:space="preserve">• </w:t>
+      </w:r>
+      <w:r>
+        <w:rPr>
+          <w:rFonts w:ascii="Arial" w:cs="Arial" w:eastAsia="Arial" w:hAnsi="Arial"/>
+          <w:sz w:val="20"/>
+          <w:szCs w:val="20"/>
+        </w:rPr>
+        <w:t xml:space="preserve">[ ] Write nested conditionals correctly</w:t>
+      </w:r>
+    </w:p>
+    <w:p>
+      <w:pPr>
+        <w:spacing w:after="60"/>
+        <w:ind w:left="360"/>
+      </w:pPr>
+      <w:r>
+        <w:rPr>
+          <w:rFonts w:ascii="Arial" w:cs="Arial" w:eastAsia="Arial" w:hAnsi="Arial"/>
+          <w:sz w:val="20"/>
+          <w:szCs w:val="20"/>
+        </w:rPr>
+        <w:t xml:space="preserve">• </w:t>
+      </w:r>
+      <w:r>
+        <w:rPr>
+          <w:rFonts w:ascii="Arial" w:cs="Arial" w:eastAsia="Arial" w:hAnsi="Arial"/>
+          <w:sz w:val="20"/>
+          <w:szCs w:val="20"/>
+        </w:rPr>
+        <w:t xml:space="preserve">[ ] Use complex compound conditions</w:t>
+      </w:r>
+    </w:p>
+    <w:p>
+      <w:pPr>
+        <w:spacing w:after="60"/>
+        <w:ind w:left="360"/>
+      </w:pPr>
+      <w:r>
+        <w:rPr>
+          <w:rFonts w:ascii="Arial" w:cs="Arial" w:eastAsia="Arial" w:hAnsi="Arial"/>
+          <w:sz w:val="20"/>
+          <w:szCs w:val="20"/>
+        </w:rPr>
+        <w:t xml:space="preserve">• </w:t>
+      </w:r>
+      <w:r>
+        <w:rPr>
+          <w:rFonts w:ascii="Arial" w:cs="Arial" w:eastAsia="Arial" w:hAnsi="Arial"/>
+          <w:sz w:val="20"/>
+          <w:szCs w:val="20"/>
+        </w:rPr>
+        <w:t xml:space="preserve">[ ] Validate user input effectively</w:t>
+      </w:r>
+    </w:p>
+    <w:p>
+      <w:pPr>
+        <w:spacing w:after="60"/>
+        <w:ind w:left="360"/>
+      </w:pPr>
+      <w:r>
+        <w:rPr>
+          <w:rFonts w:ascii="Arial" w:cs="Arial" w:eastAsia="Arial" w:hAnsi="Arial"/>
+          <w:sz w:val="20"/>
+          <w:szCs w:val="20"/>
+        </w:rPr>
+        <w:t xml:space="preserve">• </w:t>
+      </w:r>
+      <w:r>
+        <w:rPr>
+          <w:rFonts w:ascii="Arial" w:cs="Arial" w:eastAsia="Arial" w:hAnsi="Arial"/>
+          <w:sz w:val="20"/>
+          <w:szCs w:val="20"/>
+        </w:rPr>
+        <w:t xml:space="preserve">[ ] Handle multiple decision paths</w:t>
+      </w:r>
+    </w:p>
+    <w:p>
+      <w:pPr>
+        <w:spacing w:after="60"/>
+        <w:ind w:left="360"/>
+      </w:pPr>
+      <w:r>
+        <w:rPr>
+          <w:rFonts w:ascii="Arial" w:cs="Arial" w:eastAsia="Arial" w:hAnsi="Arial"/>
+          <w:sz w:val="20"/>
+          <w:szCs w:val="20"/>
+        </w:rPr>
+        <w:t xml:space="preserve">• </w:t>
+      </w:r>
+      <w:r>
+        <w:rPr>
+          <w:rFonts w:ascii="Arial" w:cs="Arial" w:eastAsia="Arial" w:hAnsi="Arial"/>
+          <w:sz w:val="20"/>
+          <w:szCs w:val="20"/>
+        </w:rPr>
+        <w:t xml:space="preserve">[ ] Build interactive, user-friendly systems</w:t>
+      </w:r>
+    </w:p>
+    <w:p>
+      <w:pPr>
+        <w:spacing w:after="60"/>
+        <w:ind w:left="360"/>
+      </w:pPr>
+      <w:r>
+        <w:rPr>
+          <w:rFonts w:ascii="Arial" w:cs="Arial" w:eastAsia="Arial" w:hAnsi="Arial"/>
+          <w:sz w:val="20"/>
+          <w:szCs w:val="20"/>
+        </w:rPr>
+        <w:t xml:space="preserve">• </w:t>
+      </w:r>
+      <w:r>
+        <w:rPr>
+          <w:rFonts w:ascii="Arial" w:cs="Arial" w:eastAsia="Arial" w:hAnsi="Arial"/>
+          <w:sz w:val="20"/>
+          <w:szCs w:val="20"/>
+        </w:rPr>
+        <w:t xml:space="preserve">[ ] Provide clear feedback</w:t>
+      </w:r>
+    </w:p>
+    <w:p>
+      <w:pPr>
+        <w:spacing w:after="160"/>
       </w:pPr>
     </w:p>
     <w:p>
@@ -3345,6 +4296,495 @@
       <w:pPr>
         <w:spacing w:after="120"/>
       </w:pPr>
+    </w:p>
+    <w:p>
+      <w:pPr>
+        <w:pBdr>
+          <w:bottom w:val="single" w:color="2B5797" w:sz="4" w:space="4"/>
+        </w:pBdr>
+        <w:spacing w:after="100" w:before="120"/>
+      </w:pPr>
+      <w:r>
+        <w:rPr>
+          <w:rFonts w:ascii="Arial" w:cs="Arial" w:eastAsia="Arial" w:hAnsi="Arial"/>
+          <w:b/>
+          <w:bCs/>
+          <w:color w:val="2B5797"/>
+          <w:sz w:val="24"/>
+          <w:szCs w:val="24"/>
+        </w:rPr>
+        <w:t xml:space="preserve">Guided Practice</w:t>
+      </w:r>
+    </w:p>
+    <w:p>
+      <w:pPr>
+        <w:spacing w:after="60"/>
+      </w:pPr>
+      <w:r>
+        <w:rPr>
+          <w:rFonts w:ascii="Arial" w:cs="Arial" w:eastAsia="Arial" w:hAnsi="Arial"/>
+          <w:sz w:val="20"/>
+          <w:szCs w:val="20"/>
+        </w:rPr>
+        <w:t xml:space="preserve">Your program must have:</w:t>
+      </w:r>
+    </w:p>
+    <w:p>
+      <w:pPr>
+        <w:spacing w:after="60"/>
+      </w:pPr>
+      <w:r>
+        <w:rPr>
+          <w:rFonts w:ascii="Arial" w:cs="Arial" w:eastAsia="Arial" w:hAnsi="Arial"/>
+          <w:sz w:val="20"/>
+          <w:szCs w:val="20"/>
+        </w:rPr>
+        <w:t xml:space="preserve">- [ ] Clear user prompts</w:t>
+      </w:r>
+    </w:p>
+    <w:p>
+      <w:pPr>
+        <w:spacing w:after="60"/>
+      </w:pPr>
+      <w:r>
+        <w:rPr>
+          <w:rFonts w:ascii="Arial" w:cs="Arial" w:eastAsia="Arial" w:hAnsi="Arial"/>
+          <w:sz w:val="20"/>
+          <w:szCs w:val="20"/>
+        </w:rPr>
+        <w:t xml:space="preserve">- [ ] Input validation (type or range)</w:t>
+      </w:r>
+    </w:p>
+    <w:p>
+      <w:pPr>
+        <w:spacing w:after="60"/>
+      </w:pPr>
+      <w:r>
+        <w:rPr>
+          <w:rFonts w:ascii="Arial" w:cs="Arial" w:eastAsia="Arial" w:hAnsi="Arial"/>
+          <w:sz w:val="20"/>
+          <w:szCs w:val="20"/>
+        </w:rPr>
+        <w:t xml:space="preserve">- [ ] Nested conditionals or complex logic</w:t>
+      </w:r>
+    </w:p>
+    <w:p>
+      <w:pPr>
+        <w:spacing w:after="60"/>
+      </w:pPr>
+      <w:r>
+        <w:rPr>
+          <w:rFonts w:ascii="Arial" w:cs="Arial" w:eastAsia="Arial" w:hAnsi="Arial"/>
+          <w:sz w:val="20"/>
+          <w:szCs w:val="20"/>
+        </w:rPr>
+        <w:t xml:space="preserve">- [ ] Multiple decision branches</w:t>
+      </w:r>
+    </w:p>
+    <w:p>
+      <w:pPr>
+        <w:spacing w:after="60"/>
+      </w:pPr>
+      <w:r>
+        <w:rPr>
+          <w:rFonts w:ascii="Arial" w:cs="Arial" w:eastAsia="Arial" w:hAnsi="Arial"/>
+          <w:sz w:val="20"/>
+          <w:szCs w:val="20"/>
+        </w:rPr>
+        <w:t xml:space="preserve">- [ ] Detailed feedback/output</w:t>
+      </w:r>
+    </w:p>
+    <w:p>
+      <w:pPr>
+        <w:spacing w:after="60"/>
+      </w:pPr>
+      <w:r>
+        <w:rPr>
+          <w:rFonts w:ascii="Arial" w:cs="Arial" w:eastAsia="Arial" w:hAnsi="Arial"/>
+          <w:sz w:val="20"/>
+          <w:szCs w:val="20"/>
+        </w:rPr>
+        <w:t xml:space="preserve">- [ ] At least 5 comments explaining logic</w:t>
+      </w:r>
+    </w:p>
+    <w:p>
+      <w:pPr>
+        <w:spacing w:after="60"/>
+      </w:pPr>
+      <w:r>
+        <w:rPr>
+          <w:rFonts w:ascii="Arial" w:cs="Arial" w:eastAsia="Arial" w:hAnsi="Arial"/>
+          <w:sz w:val="20"/>
+          <w:szCs w:val="20"/>
+        </w:rPr>
+        <w:t xml:space="preserve">- [ ] No syntax errors</w:t>
+      </w:r>
+    </w:p>
+    <w:p>
+      <w:pPr>
+        <w:spacing w:after="60"/>
+      </w:pPr>
+      <w:r>
+        <w:rPr>
+          <w:rFonts w:ascii="Arial" w:cs="Arial" w:eastAsia="Arial" w:hAnsi="Arial"/>
+          <w:sz w:val="20"/>
+          <w:szCs w:val="20"/>
+        </w:rPr>
+        <w:t xml:space="preserve">- [ ] Handles invalid input gracefully</w:t>
+      </w:r>
+    </w:p>
+    <w:p>
+      <w:pPr>
+        <w:spacing w:after="60"/>
+      </w:pPr>
+      <w:r>
+        <w:rPr>
+          <w:rFonts w:ascii="Arial" w:cs="Arial" w:eastAsia="Arial" w:hAnsi="Arial"/>
+          <w:sz w:val="20"/>
+          <w:szCs w:val="20"/>
+        </w:rPr>
+        <w:t xml:space="preserve">Before submitting, test:</w:t>
+      </w:r>
+    </w:p>
+    <w:p>
+      <w:pPr>
+        <w:spacing w:after="60"/>
+      </w:pPr>
+      <w:r>
+        <w:rPr>
+          <w:rFonts w:ascii="Arial" w:cs="Arial" w:eastAsia="Arial" w:hAnsi="Arial"/>
+          <w:sz w:val="20"/>
+          <w:szCs w:val="20"/>
+        </w:rPr>
+        <w:t xml:space="preserve">- [ ] Program runs without crashes</w:t>
+      </w:r>
+    </w:p>
+    <w:p>
+      <w:pPr>
+        <w:spacing w:after="60"/>
+      </w:pPr>
+      <w:r>
+        <w:rPr>
+          <w:rFonts w:ascii="Arial" w:cs="Arial" w:eastAsia="Arial" w:hAnsi="Arial"/>
+          <w:sz w:val="20"/>
+          <w:szCs w:val="20"/>
+        </w:rPr>
+        <w:t xml:space="preserve">- [ ] Valid inputs produce correct output</w:t>
+      </w:r>
+    </w:p>
+    <w:p>
+      <w:pPr>
+        <w:spacing w:after="60"/>
+      </w:pPr>
+      <w:r>
+        <w:rPr>
+          <w:rFonts w:ascii="Arial" w:cs="Arial" w:eastAsia="Arial" w:hAnsi="Arial"/>
+          <w:sz w:val="20"/>
+          <w:szCs w:val="20"/>
+        </w:rPr>
+        <w:t xml:space="preserve">- [ ] Invalid inputs are handled</w:t>
+      </w:r>
+    </w:p>
+    <w:p>
+      <w:pPr>
+        <w:spacing w:after="60"/>
+      </w:pPr>
+      <w:r>
+        <w:rPr>
+          <w:rFonts w:ascii="Arial" w:cs="Arial" w:eastAsia="Arial" w:hAnsi="Arial"/>
+          <w:sz w:val="20"/>
+          <w:szCs w:val="20"/>
+        </w:rPr>
+        <w:t xml:space="preserve">- [ ] All branches have been executed</w:t>
+      </w:r>
+    </w:p>
+    <w:p>
+      <w:pPr>
+        <w:spacing w:after="60"/>
+      </w:pPr>
+      <w:r>
+        <w:rPr>
+          <w:rFonts w:ascii="Arial" w:cs="Arial" w:eastAsia="Arial" w:hAnsi="Arial"/>
+          <w:sz w:val="20"/>
+          <w:szCs w:val="20"/>
+        </w:rPr>
+        <w:t xml:space="preserve">- [ ] Output is clear and well-formatted</w:t>
+      </w:r>
+    </w:p>
+    <w:p>
+      <w:pPr>
+        <w:spacing w:after="60"/>
+      </w:pPr>
+      <w:r>
+        <w:rPr>
+          <w:rFonts w:ascii="Arial" w:cs="Arial" w:eastAsia="Arial" w:hAnsi="Arial"/>
+          <w:sz w:val="20"/>
+          <w:szCs w:val="20"/>
+        </w:rPr>
+        <w:t xml:space="preserve">- [ ] Variable names are descriptive</w:t>
+      </w:r>
+    </w:p>
+    <w:p>
+      <w:pPr>
+        <w:spacing w:after="60"/>
+      </w:pPr>
+      <w:r>
+        <w:rPr>
+          <w:rFonts w:ascii="Arial" w:cs="Arial" w:eastAsia="Arial" w:hAnsi="Arial"/>
+          <w:sz w:val="20"/>
+          <w:szCs w:val="20"/>
+        </w:rPr>
+        <w:t xml:space="preserve">- [ ] Edge cases work (min/max values, etc.)</w:t>
+      </w:r>
+    </w:p>
+    <w:p>
+      <w:pPr>
+        <w:spacing w:after="60"/>
+      </w:pPr>
+      <w:r>
+        <w:rPr>
+          <w:rFonts w:ascii="Arial" w:cs="Arial" w:eastAsia="Arial" w:hAnsi="Arial"/>
+          <w:sz w:val="20"/>
+          <w:szCs w:val="20"/>
+        </w:rPr>
+        <w:t xml:space="preserve">| Criteria | Points | Notes |</w:t>
+      </w:r>
+    </w:p>
+    <w:p>
+      <w:pPr>
+        <w:spacing w:after="60"/>
+      </w:pPr>
+      <w:r>
+        <w:rPr>
+          <w:rFonts w:ascii="Arial" w:cs="Arial" w:eastAsia="Arial" w:hAnsi="Arial"/>
+          <w:sz w:val="20"/>
+          <w:szCs w:val="20"/>
+        </w:rPr>
+        <w:t xml:space="preserve">|-|--|-|</w:t>
+      </w:r>
+    </w:p>
+    <w:p>
+      <w:pPr>
+        <w:spacing w:after="60"/>
+      </w:pPr>
+      <w:r>
+        <w:rPr>
+          <w:rFonts w:ascii="Arial" w:cs="Arial" w:eastAsia="Arial" w:hAnsi="Arial"/>
+          <w:sz w:val="20"/>
+          <w:szCs w:val="20"/>
+        </w:rPr>
+        <w:t xml:space="preserve">| Functionality | 40 | Logic correct; all branches work |</w:t>
+      </w:r>
+    </w:p>
+    <w:p>
+      <w:pPr>
+        <w:spacing w:after="60"/>
+      </w:pPr>
+      <w:r>
+        <w:rPr>
+          <w:rFonts w:ascii="Arial" w:cs="Arial" w:eastAsia="Arial" w:hAnsi="Arial"/>
+          <w:sz w:val="20"/>
+          <w:szCs w:val="20"/>
+        </w:rPr>
+        <w:t xml:space="preserve">| Validation | 20 | Input validated properly |</w:t>
+      </w:r>
+    </w:p>
+    <w:p>
+      <w:pPr>
+        <w:spacing w:after="60"/>
+      </w:pPr>
+      <w:r>
+        <w:rPr>
+          <w:rFonts w:ascii="Arial" w:cs="Arial" w:eastAsia="Arial" w:hAnsi="Arial"/>
+          <w:sz w:val="20"/>
+          <w:szCs w:val="20"/>
+        </w:rPr>
+        <w:t xml:space="preserve">| Code Quality | 25 | Clear names; good indentation |</w:t>
+      </w:r>
+    </w:p>
+    <w:p>
+      <w:pPr>
+        <w:spacing w:after="60"/>
+      </w:pPr>
+      <w:r>
+        <w:rPr>
+          <w:rFonts w:ascii="Arial" w:cs="Arial" w:eastAsia="Arial" w:hAnsi="Arial"/>
+          <w:sz w:val="20"/>
+          <w:szCs w:val="20"/>
+        </w:rPr>
+        <w:t xml:space="preserve">| Documentation | 15 | Comments explain logic |</w:t>
+      </w:r>
+    </w:p>
+    <w:p>
+      <w:pPr>
+        <w:spacing w:after="60"/>
+      </w:pPr>
+      <w:r>
+        <w:rPr>
+          <w:rFonts w:ascii="Arial" w:cs="Arial" w:eastAsia="Arial" w:hAnsi="Arial"/>
+          <w:sz w:val="20"/>
+          <w:szCs w:val="20"/>
+        </w:rPr>
+        <w:t xml:space="preserve">If you finish early:</w:t>
+      </w:r>
+    </w:p>
+    <w:p>
+      <w:pPr>
+        <w:spacing w:after="60"/>
+      </w:pPr>
+      <w:r>
+        <w:rPr>
+          <w:rFonts w:ascii="Arial" w:cs="Arial" w:eastAsia="Arial" w:hAnsi="Arial"/>
+          <w:sz w:val="20"/>
+          <w:szCs w:val="20"/>
+        </w:rPr>
+        <w:t xml:space="preserve">1. Add ability to retry (loop) until valid input</w:t>
+      </w:r>
+    </w:p>
+    <w:p>
+      <w:pPr>
+        <w:spacing w:after="60"/>
+      </w:pPr>
+      <w:r>
+        <w:rPr>
+          <w:rFonts w:ascii="Arial" w:cs="Arial" w:eastAsia="Arial" w:hAnsi="Arial"/>
+          <w:sz w:val="20"/>
+          <w:szCs w:val="20"/>
+        </w:rPr>
+        <w:t xml:space="preserve">2. Add more detailed output/reporting</w:t>
+      </w:r>
+    </w:p>
+    <w:p>
+      <w:pPr>
+        <w:spacing w:after="60"/>
+      </w:pPr>
+      <w:r>
+        <w:rPr>
+          <w:rFonts w:ascii="Arial" w:cs="Arial" w:eastAsia="Arial" w:hAnsi="Arial"/>
+          <w:sz w:val="20"/>
+          <w:szCs w:val="20"/>
+        </w:rPr>
+        <w:t xml:space="preserve">3. Create multiple test cases</w:t>
+      </w:r>
+    </w:p>
+    <w:p>
+      <w:pPr>
+        <w:spacing w:after="60"/>
+      </w:pPr>
+      <w:r>
+        <w:rPr>
+          <w:rFonts w:ascii="Arial" w:cs="Arial" w:eastAsia="Arial" w:hAnsi="Arial"/>
+          <w:sz w:val="20"/>
+          <w:szCs w:val="20"/>
+        </w:rPr>
+        <w:t xml:space="preserve">4. Add file I/O (save results)</w:t>
+      </w:r>
+    </w:p>
+    <w:p>
+      <w:pPr>
+        <w:spacing w:after="60"/>
+      </w:pPr>
+      <w:r>
+        <w:rPr>
+          <w:rFonts w:ascii="Arial" w:cs="Arial" w:eastAsia="Arial" w:hAnsi="Arial"/>
+          <w:sz w:val="20"/>
+          <w:szCs w:val="20"/>
+        </w:rPr>
+        <w:t xml:space="preserve">5. Build a mini game around the system</w:t>
+      </w:r>
+    </w:p>
+    <w:p>
+      <w:pPr>
+        <w:spacing w:after="160"/>
+      </w:pPr>
+    </w:p>
+    <w:p>
+      <w:pPr>
+        <w:pBdr>
+          <w:bottom w:val="single" w:color="2B5797" w:sz="4" w:space="4"/>
+        </w:pBdr>
+        <w:spacing w:after="100" w:before="120"/>
+      </w:pPr>
+      <w:r>
+        <w:rPr>
+          <w:rFonts w:ascii="Arial" w:cs="Arial" w:eastAsia="Arial" w:hAnsi="Arial"/>
+          <w:b/>
+          <w:bCs/>
+          <w:color w:val="2B5797"/>
+          <w:sz w:val="24"/>
+          <w:szCs w:val="24"/>
+        </w:rPr>
+        <w:t xml:space="preserve">Practice Problems</w:t>
+      </w:r>
+    </w:p>
+    <w:p>
+      <w:pPr>
+        <w:spacing w:after="80"/>
+      </w:pPr>
+      <w:r>
+        <w:rPr>
+          <w:rFonts w:ascii="Arial" w:cs="Arial" w:eastAsia="Arial" w:hAnsi="Arial"/>
+          <w:b/>
+          <w:bCs/>
+          <w:sz w:val="20"/>
+          <w:szCs w:val="20"/>
+        </w:rPr>
+        <w:t xml:space="preserve">Problem 1: </w:t>
+      </w:r>
+      <w:r>
+        <w:rPr>
+          <w:rFonts w:ascii="Arial" w:cs="Arial" w:eastAsia="Arial" w:hAnsi="Arial"/>
+          <w:sz w:val="20"/>
+          <w:szCs w:val="20"/>
+        </w:rPr>
+        <w:t xml:space="preserve">[ ] Username validation</w:t>
+      </w:r>
+    </w:p>
+    <w:p>
+      <w:pPr>
+        <w:spacing w:after="80"/>
+      </w:pPr>
+      <w:r>
+        <w:rPr>
+          <w:rFonts w:ascii="Arial" w:cs="Arial" w:eastAsia="Arial" w:hAnsi="Arial"/>
+          <w:b/>
+          <w:bCs/>
+          <w:sz w:val="20"/>
+          <w:szCs w:val="20"/>
+        </w:rPr>
+        <w:t xml:space="preserve">Problem 2: </w:t>
+      </w:r>
+      <w:r>
+        <w:rPr>
+          <w:rFonts w:ascii="Arial" w:cs="Arial" w:eastAsia="Arial" w:hAnsi="Arial"/>
+          <w:sz w:val="20"/>
+          <w:szCs w:val="20"/>
+        </w:rPr>
+        <w:t xml:space="preserve">[ ] Password validation</w:t>
+      </w:r>
+    </w:p>
+    <w:p>
+      <w:pPr>
+        <w:spacing w:after="80"/>
+      </w:pPr>
+      <w:r>
+        <w:rPr>
+          <w:rFonts w:ascii="Arial" w:cs="Arial" w:eastAsia="Arial" w:hAnsi="Arial"/>
+          <w:b/>
+          <w:bCs/>
+          <w:sz w:val="20"/>
+          <w:szCs w:val="20"/>
+        </w:rPr>
+        <w:t xml:space="preserve">Problem 3: </w:t>
+      </w:r>
+      <w:r>
+        <w:rPr>
+          <w:rFonts w:ascii="Arial" w:cs="Arial" w:eastAsia="Arial" w:hAnsi="Arial"/>
+          <w:sz w:val="20"/>
+          <w:szCs w:val="20"/>
+        </w:rPr>
+        <w:t xml:space="preserve">[ ] Nested if structure (username → password)</w:t>
+      </w:r>
     </w:p>
     <w:p>
       <w:pPr>
